--- a/P2_Task_2/DWH_Part2_Task2.docx
+++ b/P2_Task_2/DWH_Part2_Task2.docx
@@ -30,6 +30,32 @@
         <w:rPr>
           <w:rFonts w:ascii="Sylfaen" w:hAnsi="Sylfaen"/>
         </w:rPr>
+        <w:t>Task 1</w:t>
+      </w:r>
+    </w:p>
+    <w:p>
+      <w:pPr>
+        <w:rPr>
+          <w:rFonts w:ascii="Sylfaen" w:hAnsi="Sylfaen"/>
+        </w:rPr>
+      </w:pPr>
+      <w:r>
+        <w:rPr>
+          <w:rFonts w:ascii="Sylfaen" w:hAnsi="Sylfaen"/>
+        </w:rPr>
+        <w:t>I created the employee table with id, name and status columns. This table was used in all following transaction experiments.</w:t>
+      </w:r>
+    </w:p>
+    <w:p>
+      <w:pPr>
+        <w:rPr>
+          <w:rFonts w:ascii="Sylfaen" w:hAnsi="Sylfaen"/>
+        </w:rPr>
+      </w:pPr>
+      <w:r>
+        <w:rPr>
+          <w:rFonts w:ascii="Sylfaen" w:hAnsi="Sylfaen"/>
+        </w:rPr>
         <w:t>Task 2</w:t>
       </w:r>
     </w:p>
@@ -43,22 +69,154 @@
         <w:rPr>
           <w:rFonts w:ascii="Sylfaen" w:hAnsi="Sylfaen"/>
         </w:rPr>
-        <w:t xml:space="preserve">The experiment demonstrated PostgreSQL's </w:t>
+        <w:t xml:space="preserve">I inserted a new employee record in one session and observed the </w:t>
+      </w:r>
+      <w:proofErr w:type="spellStart"/>
+      <w:r>
+        <w:rPr>
+          <w:rFonts w:ascii="Sylfaen" w:hAnsi="Sylfaen"/>
+        </w:rPr>
+        <w:t>xmin</w:t>
+      </w:r>
+      <w:proofErr w:type="spellEnd"/>
+      <w:r>
+        <w:rPr>
+          <w:rFonts w:ascii="Sylfaen" w:hAnsi="Sylfaen"/>
+        </w:rPr>
+        <w:t xml:space="preserve"> and </w:t>
+      </w:r>
+      <w:proofErr w:type="spellStart"/>
+      <w:r>
+        <w:rPr>
+          <w:rFonts w:ascii="Sylfaen" w:hAnsi="Sylfaen"/>
+        </w:rPr>
+        <w:t>xmax</w:t>
+      </w:r>
+      <w:proofErr w:type="spellEnd"/>
+      <w:r>
+        <w:rPr>
+          <w:rFonts w:ascii="Sylfaen" w:hAnsi="Sylfaen"/>
+        </w:rPr>
+        <w:t xml:space="preserve"> system columns. Then I opened another session and executed DELETE and UPDATE operations while monitoring how the tuple metadata changed.</w:t>
+      </w:r>
+      <w:r>
+        <w:rPr>
+          <w:rFonts w:ascii="Sylfaen" w:hAnsi="Sylfaen"/>
+        </w:rPr>
+        <w:t xml:space="preserve"> </w:t>
+      </w:r>
+      <w:r>
+        <w:rPr>
+          <w:rFonts w:ascii="Sylfaen" w:hAnsi="Sylfaen"/>
+        </w:rPr>
+        <w:t xml:space="preserve">After the INSERT, </w:t>
+      </w:r>
+      <w:proofErr w:type="spellStart"/>
+      <w:r>
+        <w:rPr>
+          <w:rFonts w:ascii="Sylfaen" w:hAnsi="Sylfaen"/>
+        </w:rPr>
+        <w:t>xmin</w:t>
+      </w:r>
+      <w:proofErr w:type="spellEnd"/>
+      <w:r>
+        <w:rPr>
+          <w:rFonts w:ascii="Sylfaen" w:hAnsi="Sylfaen"/>
+        </w:rPr>
+        <w:t xml:space="preserve"> contained the current transaction ID while </w:t>
+      </w:r>
+      <w:proofErr w:type="spellStart"/>
+      <w:r>
+        <w:rPr>
+          <w:rFonts w:ascii="Sylfaen" w:hAnsi="Sylfaen"/>
+        </w:rPr>
+        <w:t>xmax</w:t>
+      </w:r>
+      <w:proofErr w:type="spellEnd"/>
+      <w:r>
+        <w:rPr>
+          <w:rFonts w:ascii="Sylfaen" w:hAnsi="Sylfaen"/>
+        </w:rPr>
+        <w:t xml:space="preserve"> remained 0. During DELETE, the deleting transaction no longer saw the row, but another transaction continued to see it until the DELETE was committed. During UPDATE, PostgreSQL created a new tuple with a different </w:t>
+      </w:r>
+      <w:proofErr w:type="spellStart"/>
+      <w:r>
+        <w:rPr>
+          <w:rFonts w:ascii="Sylfaen" w:hAnsi="Sylfaen"/>
+        </w:rPr>
+        <w:t>xmin</w:t>
+      </w:r>
+      <w:proofErr w:type="spellEnd"/>
+      <w:r>
+        <w:rPr>
+          <w:rFonts w:ascii="Sylfaen" w:hAnsi="Sylfaen"/>
+        </w:rPr>
+        <w:t xml:space="preserve"> instead of modifying the existing row.</w:t>
+      </w:r>
+      <w:r>
+        <w:rPr>
+          <w:rFonts w:ascii="Sylfaen" w:hAnsi="Sylfaen"/>
+        </w:rPr>
+        <w:t xml:space="preserve"> </w:t>
+      </w:r>
+      <w:r>
+        <w:rPr>
+          <w:rFonts w:ascii="Sylfaen" w:hAnsi="Sylfaen"/>
+        </w:rPr>
+        <w:t>From this experiment I understood that PostgreSQL uses MVCC to create new row versions instead of modifying rows directly, allowing concurrent transactions to work with consistent snapshots.</w:t>
+      </w:r>
+    </w:p>
+    <w:p>
+      <w:pPr>
+        <w:rPr>
+          <w:rFonts w:ascii="Sylfaen" w:hAnsi="Sylfaen"/>
+        </w:rPr>
+      </w:pPr>
+      <w:r>
+        <w:rPr>
+          <w:rFonts w:ascii="Sylfaen" w:hAnsi="Sylfaen"/>
+        </w:rPr>
+        <w:t>Task 3 &amp; 4</w:t>
+      </w:r>
+    </w:p>
+    <w:p>
+      <w:pPr>
+        <w:rPr>
+          <w:rFonts w:ascii="Sylfaen" w:hAnsi="Sylfaen"/>
+        </w:rPr>
+      </w:pPr>
+      <w:r>
+        <w:rPr>
+          <w:rFonts w:ascii="Sylfaen" w:hAnsi="Sylfaen"/>
+        </w:rPr>
+        <w:t xml:space="preserve">The transaction isolation level was changed to </w:t>
       </w:r>
       <w:r>
         <w:rPr>
           <w:rStyle w:val="Strong"/>
           <w:rFonts w:ascii="Sylfaen" w:hAnsi="Sylfaen"/>
         </w:rPr>
-        <w:t>MVCC (Multi-Version Concurrency Control)</w:t>
-      </w:r>
-      <w:r>
-        <w:rPr>
-          <w:rFonts w:ascii="Sylfaen" w:hAnsi="Sylfaen"/>
-        </w:rPr>
-        <w:t xml:space="preserve">. After inserting a row, </w:t>
-      </w:r>
-      <w:proofErr w:type="spellStart"/>
+        <w:t>REPEATABLE READ</w:t>
+      </w:r>
+      <w:r>
+        <w:rPr>
+          <w:rFonts w:ascii="Sylfaen" w:hAnsi="Sylfaen"/>
+        </w:rPr>
+        <w:t xml:space="preserve"> for the current transaction.</w:t>
+      </w:r>
+    </w:p>
+    <w:p>
+      <w:pPr>
+        <w:rPr>
+          <w:rFonts w:ascii="Sylfaen" w:hAnsi="Sylfaen"/>
+        </w:rPr>
+      </w:pPr>
+      <w:r>
+        <w:rPr>
+          <w:rFonts w:ascii="Sylfaen" w:hAnsi="Sylfaen"/>
+        </w:rPr>
+        <w:t xml:space="preserve">The </w:t>
+      </w:r>
       <w:r>
         <w:rPr>
           <w:rStyle w:val="HTMLCode"/>
@@ -66,14 +224,59 @@
           <w:b/>
           <w:bCs/>
         </w:rPr>
-        <w:t>xmin</w:t>
-      </w:r>
-      <w:proofErr w:type="spellEnd"/>
-      <w:r>
-        <w:rPr>
-          <w:rFonts w:ascii="Sylfaen" w:hAnsi="Sylfaen"/>
-        </w:rPr>
-        <w:t xml:space="preserve"> contained the transaction ID that created the row, while </w:t>
+        <w:t>SHOW TRANSACTION ISOLATION LEVEL</w:t>
+      </w:r>
+      <w:r>
+        <w:rPr>
+          <w:rFonts w:ascii="Sylfaen" w:hAnsi="Sylfaen"/>
+        </w:rPr>
+        <w:t xml:space="preserve"> command confirmed that the current transaction isolation level was </w:t>
+      </w:r>
+      <w:r>
+        <w:rPr>
+          <w:rStyle w:val="Strong"/>
+          <w:rFonts w:ascii="Sylfaen" w:hAnsi="Sylfaen"/>
+        </w:rPr>
+        <w:t>REPEATABLE READ</w:t>
+      </w:r>
+      <w:r>
+        <w:rPr>
+          <w:rFonts w:ascii="Sylfaen" w:hAnsi="Sylfaen"/>
+        </w:rPr>
+        <w:t>.</w:t>
+      </w:r>
+    </w:p>
+    <w:p>
+      <w:pPr>
+        <w:rPr>
+          <w:rFonts w:ascii="Sylfaen" w:hAnsi="Sylfaen"/>
+        </w:rPr>
+      </w:pPr>
+    </w:p>
+    <w:p>
+      <w:pPr>
+        <w:rPr>
+          <w:rFonts w:ascii="Sylfaen" w:hAnsi="Sylfaen"/>
+        </w:rPr>
+      </w:pPr>
+      <w:r>
+        <w:rPr>
+          <w:rFonts w:ascii="Sylfaen" w:hAnsi="Sylfaen"/>
+        </w:rPr>
+        <w:t>Task 5</w:t>
+      </w:r>
+    </w:p>
+    <w:p>
+      <w:pPr>
+        <w:rPr>
+          <w:rFonts w:ascii="Sylfaen" w:hAnsi="Sylfaen"/>
+        </w:rPr>
+      </w:pPr>
+      <w:r>
+        <w:rPr>
+          <w:rFonts w:ascii="Sylfaen" w:hAnsi="Sylfaen"/>
+        </w:rPr>
+        <w:t xml:space="preserve">After adding </w:t>
       </w:r>
       <w:proofErr w:type="spellStart"/>
       <w:r>
@@ -83,15 +286,16 @@
           <w:b/>
           <w:bCs/>
         </w:rPr>
-        <w:t>xmax</w:t>
+        <w:t>cmin</w:t>
       </w:r>
       <w:proofErr w:type="spellEnd"/>
       <w:r>
         <w:rPr>
           <w:rFonts w:ascii="Sylfaen" w:hAnsi="Sylfaen"/>
         </w:rPr>
-        <w:t xml:space="preserve"> was </w:t>
-      </w:r>
+        <w:t xml:space="preserve"> and </w:t>
+      </w:r>
+      <w:proofErr w:type="spellStart"/>
       <w:r>
         <w:rPr>
           <w:rStyle w:val="HTMLCode"/>
@@ -99,22 +303,24 @@
           <w:b/>
           <w:bCs/>
         </w:rPr>
-        <w:t>0</w:t>
-      </w:r>
+        <w:t>cmax</w:t>
+      </w:r>
+      <w:proofErr w:type="spellEnd"/>
       <w:r>
         <w:rPr>
           <w:rFonts w:ascii="Sylfaen" w:hAnsi="Sylfaen"/>
           <w:b/>
           <w:bCs/>
         </w:rPr>
-        <w:t xml:space="preserve"> </w:t>
-      </w:r>
-      <w:r>
-        <w:rPr>
-          <w:rFonts w:ascii="Sylfaen" w:hAnsi="Sylfaen"/>
-        </w:rPr>
-        <w:t xml:space="preserve">because the row had not been deleted or updated. During the </w:t>
-      </w:r>
+        <w:t>,</w:t>
+      </w:r>
+      <w:r>
+        <w:rPr>
+          <w:rFonts w:ascii="Sylfaen" w:hAnsi="Sylfaen"/>
+        </w:rPr>
+        <w:t xml:space="preserve"> these system columns became visible together with </w:t>
+      </w:r>
+      <w:proofErr w:type="spellStart"/>
       <w:r>
         <w:rPr>
           <w:rStyle w:val="HTMLCode"/>
@@ -122,39 +328,14 @@
           <w:b/>
           <w:bCs/>
         </w:rPr>
-        <w:t>DELETE</w:t>
-      </w:r>
-      <w:r>
-        <w:rPr>
-          <w:rFonts w:ascii="Sylfaen" w:hAnsi="Sylfaen"/>
-        </w:rPr>
-        <w:t xml:space="preserve">, the transaction performing the delete no longer saw the row, while the other session continued to see it until the delete was committed. During the </w:t>
-      </w:r>
-      <w:r>
-        <w:rPr>
-          <w:rStyle w:val="HTMLCode"/>
-          <w:rFonts w:ascii="Sylfaen" w:eastAsiaTheme="minorHAnsi" w:hAnsi="Sylfaen"/>
-        </w:rPr>
-        <w:t>UPDATE</w:t>
-      </w:r>
-      <w:r>
-        <w:rPr>
-          <w:rFonts w:ascii="Sylfaen" w:hAnsi="Sylfaen"/>
-        </w:rPr>
-        <w:t xml:space="preserve">, PostgreSQL created a </w:t>
-      </w:r>
-      <w:r>
-        <w:rPr>
-          <w:rStyle w:val="Strong"/>
-          <w:rFonts w:ascii="Sylfaen" w:hAnsi="Sylfaen"/>
-        </w:rPr>
-        <w:t>new row version</w:t>
-      </w:r>
-      <w:r>
-        <w:rPr>
-          <w:rFonts w:ascii="Sylfaen" w:hAnsi="Sylfaen"/>
-        </w:rPr>
-        <w:t xml:space="preserve">, so </w:t>
+        <w:t>xmin</w:t>
+      </w:r>
+      <w:proofErr w:type="spellEnd"/>
+      <w:r>
+        <w:rPr>
+          <w:rFonts w:ascii="Sylfaen" w:hAnsi="Sylfaen"/>
+        </w:rPr>
+        <w:t xml:space="preserve"> and </w:t>
       </w:r>
       <w:proofErr w:type="spellStart"/>
       <w:r>
@@ -164,88 +345,111 @@
           <w:b/>
           <w:bCs/>
         </w:rPr>
-        <w:t>xmin</w:t>
+        <w:t>xmax</w:t>
       </w:r>
       <w:proofErr w:type="spellEnd"/>
       <w:r>
         <w:rPr>
           <w:rFonts w:ascii="Sylfaen" w:hAnsi="Sylfaen"/>
-        </w:rPr>
-        <w:t xml:space="preserve"> changed to the new transaction ID instead of modifying the existing row.</w:t>
-      </w:r>
-    </w:p>
-    <w:p>
-      <w:pPr>
-        <w:rPr>
-          <w:rFonts w:ascii="Sylfaen" w:hAnsi="Sylfaen"/>
-        </w:rPr>
-      </w:pPr>
-    </w:p>
-    <w:p>
-      <w:pPr>
-        <w:rPr>
-          <w:rFonts w:ascii="Sylfaen" w:hAnsi="Sylfaen"/>
-        </w:rPr>
-      </w:pPr>
-      <w:r>
-        <w:rPr>
-          <w:rFonts w:ascii="Sylfaen" w:hAnsi="Sylfaen"/>
-        </w:rPr>
-        <w:t>Task 3 &amp; 4</w:t>
-      </w:r>
-    </w:p>
-    <w:p>
-      <w:pPr>
-        <w:rPr>
-          <w:rFonts w:ascii="Sylfaen" w:hAnsi="Sylfaen"/>
-        </w:rPr>
-      </w:pPr>
-      <w:r>
-        <w:rPr>
-          <w:rFonts w:ascii="Sylfaen" w:hAnsi="Sylfaen"/>
-        </w:rPr>
-        <w:t xml:space="preserve">The transaction isolation level was changed to </w:t>
-      </w:r>
-      <w:r>
-        <w:rPr>
-          <w:rStyle w:val="Strong"/>
-          <w:rFonts w:ascii="Sylfaen" w:hAnsi="Sylfaen"/>
-        </w:rPr>
-        <w:t>REPEATABLE READ</w:t>
-      </w:r>
-      <w:r>
-        <w:rPr>
-          <w:rFonts w:ascii="Sylfaen" w:hAnsi="Sylfaen"/>
-        </w:rPr>
-        <w:t xml:space="preserve"> for the current transaction.</w:t>
-      </w:r>
-    </w:p>
-    <w:p>
-      <w:pPr>
-        <w:rPr>
-          <w:rFonts w:ascii="Sylfaen" w:hAnsi="Sylfaen"/>
-        </w:rPr>
-      </w:pPr>
-      <w:r>
-        <w:rPr>
-          <w:rFonts w:ascii="Sylfaen" w:hAnsi="Sylfaen"/>
-        </w:rPr>
-        <w:t xml:space="preserve">The </w:t>
-      </w:r>
-      <w:r>
-        <w:rPr>
-          <w:rStyle w:val="HTMLCode"/>
-          <w:rFonts w:ascii="Sylfaen" w:eastAsiaTheme="minorHAnsi" w:hAnsi="Sylfaen"/>
           <w:b/>
           <w:bCs/>
         </w:rPr>
-        <w:t>SHOW TRANSACTION ISOLATION LEVEL</w:t>
-      </w:r>
-      <w:r>
-        <w:rPr>
-          <w:rFonts w:ascii="Sylfaen" w:hAnsi="Sylfaen"/>
-        </w:rPr>
-        <w:t xml:space="preserve"> command confirmed that the current transaction isolation level was </w:t>
+        <w:t xml:space="preserve">. </w:t>
+      </w:r>
+      <w:r>
+        <w:rPr>
+          <w:rFonts w:ascii="Sylfaen" w:hAnsi="Sylfaen"/>
+        </w:rPr>
+        <w:t xml:space="preserve">After repeating the experiment with </w:t>
+      </w:r>
+      <w:proofErr w:type="spellStart"/>
+      <w:r>
+        <w:rPr>
+          <w:rFonts w:ascii="Sylfaen" w:hAnsi="Sylfaen"/>
+        </w:rPr>
+        <w:t>cmin</w:t>
+      </w:r>
+      <w:proofErr w:type="spellEnd"/>
+      <w:r>
+        <w:rPr>
+          <w:rFonts w:ascii="Sylfaen" w:hAnsi="Sylfaen"/>
+        </w:rPr>
+        <w:t xml:space="preserve"> and </w:t>
+      </w:r>
+      <w:proofErr w:type="spellStart"/>
+      <w:r>
+        <w:rPr>
+          <w:rFonts w:ascii="Sylfaen" w:hAnsi="Sylfaen"/>
+        </w:rPr>
+        <w:t>cmax</w:t>
+      </w:r>
+      <w:proofErr w:type="spellEnd"/>
+      <w:r>
+        <w:rPr>
+          <w:rFonts w:ascii="Sylfaen" w:hAnsi="Sylfaen"/>
+        </w:rPr>
+        <w:t xml:space="preserve"> included, I observed that these columns displayed the command number inside the current transaction, whereas </w:t>
+      </w:r>
+      <w:proofErr w:type="spellStart"/>
+      <w:r>
+        <w:rPr>
+          <w:rFonts w:ascii="Sylfaen" w:hAnsi="Sylfaen"/>
+        </w:rPr>
+        <w:t>xmin</w:t>
+      </w:r>
+      <w:proofErr w:type="spellEnd"/>
+      <w:r>
+        <w:rPr>
+          <w:rFonts w:ascii="Sylfaen" w:hAnsi="Sylfaen"/>
+        </w:rPr>
+        <w:t>/</w:t>
+      </w:r>
+      <w:proofErr w:type="spellStart"/>
+      <w:r>
+        <w:rPr>
+          <w:rFonts w:ascii="Sylfaen" w:hAnsi="Sylfaen"/>
+        </w:rPr>
+        <w:t>xmax</w:t>
+      </w:r>
+      <w:proofErr w:type="spellEnd"/>
+      <w:r>
+        <w:rPr>
+          <w:rFonts w:ascii="Sylfaen" w:hAnsi="Sylfaen"/>
+        </w:rPr>
+        <w:t xml:space="preserve"> continued to identify transactions. This helped me understand the difference between transaction-level metadata and command-level metadata.</w:t>
+      </w:r>
+    </w:p>
+    <w:p>
+      <w:pPr>
+        <w:rPr>
+          <w:rFonts w:ascii="Sylfaen" w:hAnsi="Sylfaen"/>
+        </w:rPr>
+      </w:pPr>
+    </w:p>
+    <w:p>
+      <w:pPr>
+        <w:rPr>
+          <w:rFonts w:ascii="Sylfaen" w:hAnsi="Sylfaen"/>
+        </w:rPr>
+      </w:pPr>
+      <w:r>
+        <w:rPr>
+          <w:rFonts w:ascii="Sylfaen" w:hAnsi="Sylfaen"/>
+        </w:rPr>
+        <w:t>Task 6</w:t>
+      </w:r>
+    </w:p>
+    <w:p>
+      <w:pPr>
+        <w:rPr>
+          <w:rFonts w:ascii="Sylfaen" w:hAnsi="Sylfaen"/>
+        </w:rPr>
+      </w:pPr>
+      <w:r>
+        <w:rPr>
+          <w:rFonts w:ascii="Sylfaen" w:hAnsi="Sylfaen"/>
+        </w:rPr>
+        <w:t xml:space="preserve">Under </w:t>
       </w:r>
       <w:r>
         <w:rPr>
@@ -258,135 +462,77 @@
         <w:rPr>
           <w:rFonts w:ascii="Sylfaen" w:hAnsi="Sylfaen"/>
         </w:rPr>
-        <w:t>.</w:t>
-      </w:r>
-    </w:p>
-    <w:p>
-      <w:pPr>
-        <w:rPr>
-          <w:rFonts w:ascii="Sylfaen" w:hAnsi="Sylfaen"/>
-        </w:rPr>
-      </w:pPr>
-    </w:p>
-    <w:p>
-      <w:pPr>
-        <w:rPr>
-          <w:rFonts w:ascii="Sylfaen" w:hAnsi="Sylfaen"/>
-        </w:rPr>
-      </w:pPr>
-      <w:r>
-        <w:rPr>
-          <w:rFonts w:ascii="Sylfaen" w:hAnsi="Sylfaen"/>
-        </w:rPr>
-        <w:t>Task 5</w:t>
-      </w:r>
-    </w:p>
-    <w:p>
-      <w:pPr>
-        <w:rPr>
-          <w:rFonts w:ascii="Sylfaen" w:hAnsi="Sylfaen"/>
-        </w:rPr>
-      </w:pPr>
-      <w:r>
-        <w:rPr>
-          <w:rFonts w:ascii="Sylfaen" w:hAnsi="Sylfaen"/>
-        </w:rPr>
-        <w:t xml:space="preserve">After adding </w:t>
-      </w:r>
-      <w:proofErr w:type="spellStart"/>
-      <w:r>
-        <w:rPr>
-          <w:rStyle w:val="HTMLCode"/>
-          <w:rFonts w:ascii="Sylfaen" w:eastAsiaTheme="minorHAnsi" w:hAnsi="Sylfaen"/>
-          <w:b/>
-          <w:bCs/>
-        </w:rPr>
-        <w:t>cmin</w:t>
-      </w:r>
-      <w:proofErr w:type="spellEnd"/>
-      <w:r>
-        <w:rPr>
-          <w:rFonts w:ascii="Sylfaen" w:hAnsi="Sylfaen"/>
-        </w:rPr>
-        <w:t xml:space="preserve"> and </w:t>
-      </w:r>
-      <w:proofErr w:type="spellStart"/>
-      <w:r>
-        <w:rPr>
-          <w:rStyle w:val="HTMLCode"/>
-          <w:rFonts w:ascii="Sylfaen" w:eastAsiaTheme="minorHAnsi" w:hAnsi="Sylfaen"/>
-          <w:b/>
-          <w:bCs/>
-        </w:rPr>
-        <w:t>cmax</w:t>
-      </w:r>
-      <w:proofErr w:type="spellEnd"/>
-      <w:r>
-        <w:rPr>
-          <w:rFonts w:ascii="Sylfaen" w:hAnsi="Sylfaen"/>
-          <w:b/>
-          <w:bCs/>
-        </w:rPr>
-        <w:t>,</w:t>
-      </w:r>
-      <w:r>
-        <w:rPr>
-          <w:rFonts w:ascii="Sylfaen" w:hAnsi="Sylfaen"/>
-        </w:rPr>
-        <w:t xml:space="preserve"> these system columns became visible together with </w:t>
-      </w:r>
-      <w:proofErr w:type="spellStart"/>
-      <w:r>
-        <w:rPr>
-          <w:rStyle w:val="HTMLCode"/>
-          <w:rFonts w:ascii="Sylfaen" w:eastAsiaTheme="minorHAnsi" w:hAnsi="Sylfaen"/>
-          <w:b/>
-          <w:bCs/>
-        </w:rPr>
-        <w:t>xmin</w:t>
-      </w:r>
-      <w:proofErr w:type="spellEnd"/>
-      <w:r>
-        <w:rPr>
-          <w:rFonts w:ascii="Sylfaen" w:hAnsi="Sylfaen"/>
-        </w:rPr>
-        <w:t xml:space="preserve"> and </w:t>
-      </w:r>
-      <w:proofErr w:type="spellStart"/>
-      <w:r>
-        <w:rPr>
-          <w:rStyle w:val="HTMLCode"/>
-          <w:rFonts w:ascii="Sylfaen" w:eastAsiaTheme="minorHAnsi" w:hAnsi="Sylfaen"/>
-          <w:b/>
-          <w:bCs/>
-        </w:rPr>
-        <w:t>xmax</w:t>
-      </w:r>
-      <w:proofErr w:type="spellEnd"/>
-      <w:r>
-        <w:rPr>
-          <w:rFonts w:ascii="Sylfaen" w:hAnsi="Sylfaen"/>
-          <w:b/>
-          <w:bCs/>
-        </w:rPr>
-        <w:t xml:space="preserve">. </w:t>
-      </w:r>
-      <w:proofErr w:type="spellStart"/>
-      <w:r>
-        <w:rPr>
-          <w:rStyle w:val="HTMLCode"/>
-          <w:rFonts w:ascii="Sylfaen" w:eastAsiaTheme="minorHAnsi" w:hAnsi="Sylfaen"/>
-          <w:b/>
-          <w:bCs/>
-        </w:rPr>
-        <w:t>cmin</w:t>
-      </w:r>
-      <w:proofErr w:type="spellEnd"/>
-      <w:r>
-        <w:rPr>
-          <w:rFonts w:ascii="Sylfaen" w:hAnsi="Sylfaen"/>
-          <w:b/>
-          <w:bCs/>
+        <w:t xml:space="preserve">, concurrent transactions may produce a serialization anomaly because the database does not guarantee a serial execution order. After changing the isolation level to </w:t>
+      </w:r>
+      <w:r>
+        <w:rPr>
+          <w:rStyle w:val="Strong"/>
+          <w:rFonts w:ascii="Sylfaen" w:hAnsi="Sylfaen"/>
+        </w:rPr>
+        <w:t>SERIALIZABLE</w:t>
+      </w:r>
+      <w:r>
+        <w:rPr>
+          <w:rFonts w:ascii="Sylfaen" w:hAnsi="Sylfaen"/>
+        </w:rPr>
+        <w:t xml:space="preserve">, </w:t>
+      </w:r>
+      <w:r>
+        <w:rPr>
+          <w:rFonts w:ascii="Sylfaen" w:hAnsi="Sylfaen"/>
+        </w:rPr>
+        <w:t>d</w:t>
+      </w:r>
+      <w:r>
+        <w:rPr>
+          <w:rFonts w:ascii="Sylfaen" w:hAnsi="Sylfaen"/>
+        </w:rPr>
+        <w:t>uring my experiment, one of the SERIALIZABLE transactions failed with a serialization error. I understood that PostgreSQL intentionally aborts one transaction so that the final result is equivalent to executing the transactions one after another.</w:t>
+      </w:r>
+    </w:p>
+    <w:p>
+      <w:pPr>
+        <w:rPr>
+          <w:rFonts w:ascii="Sylfaen" w:hAnsi="Sylfaen"/>
+        </w:rPr>
+      </w:pPr>
+    </w:p>
+    <w:p>
+      <w:pPr>
+        <w:rPr>
+          <w:rFonts w:ascii="Sylfaen" w:hAnsi="Sylfaen"/>
+        </w:rPr>
+      </w:pPr>
+    </w:p>
+    <w:p>
+      <w:pPr>
+        <w:rPr>
+          <w:rFonts w:ascii="Sylfaen" w:hAnsi="Sylfaen"/>
+        </w:rPr>
+      </w:pPr>
+      <w:r>
+        <w:rPr>
+          <w:rFonts w:ascii="Sylfaen" w:hAnsi="Sylfaen"/>
+        </w:rPr>
+        <w:lastRenderedPageBreak/>
+        <w:t>Task 7</w:t>
+      </w:r>
+    </w:p>
+    <w:p>
+      <w:pPr>
+        <w:rPr>
+          <w:rFonts w:ascii="Sylfaen" w:hAnsi="Sylfaen"/>
+        </w:rPr>
+      </w:pPr>
+      <w:r>
+        <w:rPr>
+          <w:rFonts w:ascii="Sylfaen" w:hAnsi="Sylfaen"/>
+        </w:rPr>
+        <w:t>The second transaction did not overwrite the first update. Instead, it waited until the first transaction committed and then re-read the newest row version before applying its own update.</w:t>
+      </w:r>
+      <w:r>
+        <w:rPr>
+          <w:rFonts w:ascii="Sylfaen" w:hAnsi="Sylfaen"/>
         </w:rPr>
         <w:t xml:space="preserve"> </w:t>
       </w:r>
@@ -394,169 +540,22 @@
         <w:rPr>
           <w:rFonts w:ascii="Sylfaen" w:hAnsi="Sylfaen"/>
         </w:rPr>
-        <w:t xml:space="preserve">and </w:t>
-      </w:r>
-      <w:proofErr w:type="spellStart"/>
-      <w:r>
-        <w:rPr>
-          <w:rStyle w:val="HTMLCode"/>
-          <w:rFonts w:ascii="Sylfaen" w:eastAsiaTheme="minorHAnsi" w:hAnsi="Sylfaen"/>
-          <w:b/>
-          <w:bCs/>
-        </w:rPr>
-        <w:t>cmax</w:t>
-      </w:r>
-      <w:proofErr w:type="spellEnd"/>
-      <w:r>
-        <w:rPr>
-          <w:rFonts w:ascii="Sylfaen" w:hAnsi="Sylfaen"/>
-        </w:rPr>
-        <w:t xml:space="preserve"> identify the command that inserted or deleted a row within a transaction, while </w:t>
-      </w:r>
-      <w:proofErr w:type="spellStart"/>
-      <w:r>
-        <w:rPr>
-          <w:rStyle w:val="HTMLCode"/>
-          <w:rFonts w:ascii="Sylfaen" w:eastAsiaTheme="minorHAnsi" w:hAnsi="Sylfaen"/>
-          <w:b/>
-          <w:bCs/>
-        </w:rPr>
-        <w:t>xmin</w:t>
-      </w:r>
-      <w:proofErr w:type="spellEnd"/>
-      <w:r>
-        <w:rPr>
-          <w:rFonts w:ascii="Sylfaen" w:hAnsi="Sylfaen"/>
-        </w:rPr>
-        <w:t xml:space="preserve"> and </w:t>
-      </w:r>
-      <w:proofErr w:type="spellStart"/>
-      <w:r>
-        <w:rPr>
-          <w:rStyle w:val="HTMLCode"/>
-          <w:rFonts w:ascii="Sylfaen" w:eastAsiaTheme="minorHAnsi" w:hAnsi="Sylfaen"/>
-          <w:b/>
-          <w:bCs/>
-        </w:rPr>
-        <w:t>xmax</w:t>
-      </w:r>
-      <w:proofErr w:type="spellEnd"/>
-      <w:r>
-        <w:rPr>
-          <w:rFonts w:ascii="Sylfaen" w:hAnsi="Sylfaen"/>
-        </w:rPr>
-        <w:t xml:space="preserve"> identify the creating and deleting/updating transactions. Under </w:t>
-      </w:r>
-      <w:r>
-        <w:rPr>
-          <w:rStyle w:val="Strong"/>
-          <w:rFonts w:ascii="Sylfaen" w:hAnsi="Sylfaen"/>
-        </w:rPr>
-        <w:t>REPEATABLE READ</w:t>
-      </w:r>
-      <w:r>
-        <w:rPr>
-          <w:rFonts w:ascii="Sylfaen" w:hAnsi="Sylfaen"/>
-        </w:rPr>
-        <w:t>, the same transaction keeps a single snapshot, so changes committed by other transactions are not visible until the transaction ends.</w:t>
-      </w:r>
-    </w:p>
-    <w:p>
-      <w:pPr>
-        <w:rPr>
-          <w:rFonts w:ascii="Sylfaen" w:hAnsi="Sylfaen"/>
-        </w:rPr>
-      </w:pPr>
-    </w:p>
-    <w:p>
-      <w:pPr>
-        <w:rPr>
-          <w:rFonts w:ascii="Sylfaen" w:hAnsi="Sylfaen"/>
-        </w:rPr>
-      </w:pPr>
-      <w:r>
-        <w:rPr>
-          <w:rFonts w:ascii="Sylfaen" w:hAnsi="Sylfaen"/>
-        </w:rPr>
-        <w:t>Task 6</w:t>
-      </w:r>
-    </w:p>
-    <w:p>
-      <w:pPr>
-        <w:rPr>
-          <w:rFonts w:ascii="Sylfaen" w:hAnsi="Sylfaen"/>
-        </w:rPr>
-      </w:pPr>
-      <w:r>
-        <w:rPr>
-          <w:rFonts w:ascii="Sylfaen" w:hAnsi="Sylfaen"/>
-        </w:rPr>
-        <w:t xml:space="preserve">Under </w:t>
-      </w:r>
-      <w:r>
-        <w:rPr>
-          <w:rStyle w:val="Strong"/>
-          <w:rFonts w:ascii="Sylfaen" w:hAnsi="Sylfaen"/>
-        </w:rPr>
-        <w:t>REPEATABLE READ</w:t>
-      </w:r>
-      <w:r>
-        <w:rPr>
-          <w:rFonts w:ascii="Sylfaen" w:hAnsi="Sylfaen"/>
-        </w:rPr>
-        <w:t xml:space="preserve">, concurrent transactions may produce a serialization anomaly because the database does not guarantee a serial execution order. After changing the isolation level to </w:t>
-      </w:r>
-      <w:r>
-        <w:rPr>
-          <w:rStyle w:val="Strong"/>
-          <w:rFonts w:ascii="Sylfaen" w:hAnsi="Sylfaen"/>
-        </w:rPr>
-        <w:t>SERIALIZABLE</w:t>
-      </w:r>
-      <w:r>
-        <w:rPr>
-          <w:rFonts w:ascii="Sylfaen" w:hAnsi="Sylfaen"/>
-        </w:rPr>
-        <w:t>, PostgreSQL detected the conflict and aborted one of the transactions with a serialization error, preventing inconsistent data and ensuring serializable execution.</w:t>
-      </w:r>
-    </w:p>
-    <w:p>
-      <w:pPr>
-        <w:rPr>
-          <w:rFonts w:ascii="Sylfaen" w:hAnsi="Sylfaen"/>
-        </w:rPr>
-      </w:pPr>
-      <w:r>
-        <w:rPr>
-          <w:rFonts w:ascii="Sylfaen" w:hAnsi="Sylfaen"/>
-        </w:rPr>
-        <w:t>Task 7</w:t>
-      </w:r>
-    </w:p>
-    <w:p>
-      <w:pPr>
-        <w:rPr>
-          <w:rFonts w:ascii="Sylfaen" w:hAnsi="Sylfaen"/>
-        </w:rPr>
-      </w:pPr>
-      <w:r>
-        <w:rPr>
-          <w:rFonts w:ascii="Sylfaen" w:hAnsi="Sylfaen"/>
-        </w:rPr>
-        <w:t xml:space="preserve">Under </w:t>
-      </w:r>
-      <w:r>
-        <w:rPr>
-          <w:rStyle w:val="Strong"/>
-          <w:rFonts w:ascii="Sylfaen" w:hAnsi="Sylfaen"/>
-        </w:rPr>
-        <w:t>READ COMMITTED</w:t>
-      </w:r>
-      <w:r>
-        <w:rPr>
-          <w:rFonts w:ascii="Sylfaen" w:hAnsi="Sylfaen"/>
-        </w:rPr>
-        <w:t>, PostgreSQL prevented the lost update anomaly. When two transactions attempted to update the same row, the second transaction waited until the first one completed and then worked with the latest committed row version instead of overwriting it.</w:t>
+        <w:t>PostgreSQL prevents the classic lost update anomaly under READ COMMITTED by forcing concurrent updates to synchronize on the same row. This improves data consistency because updates are not silently overwritten.</w:t>
+      </w:r>
+      <w:r>
+        <w:rPr>
+          <w:rFonts w:ascii="Sylfaen" w:hAnsi="Sylfaen"/>
+        </w:rPr>
+        <w:t xml:space="preserve"> </w:t>
+      </w:r>
+      <w:r>
+        <w:rPr>
+          <w:rFonts w:ascii="Sylfaen" w:hAnsi="Sylfaen"/>
+        </w:rPr>
+        <w:t>The downside is that concurrent transactions may wait for row locks, reducing concurrency and increasing response time in workloads with frequent</w:t>
+      </w:r>
+      <w:r>
+        <w:t xml:space="preserve"> updates. Applications may also need to retry transactions if conflicts occur.</w:t>
       </w:r>
     </w:p>
     <w:sectPr>
